--- a/dosyalar/yillik-plan/arapca-aoihl-arapca-1-donem-plani.docx
+++ b/dosyalar/yillik-plan/arapca-aoihl-arapca-1-donem-plani.docx
@@ -413,7 +413,7 @@
                 <w:sz w:val="17"/>
                 <w:szCs w:val="17"/>
               </w:rPr>
-              <w:t xml:space="preserve">2025 Arapça Dersi Öğretim Programı (9-10. sınıflar)</w:t>
+              <w:t xml:space="preserve">Arapça Dersi Öğretim Programı (9-10. sınıflar)</w:t>
             </w:r>
           </w:p>
         </w:tc>
@@ -11803,7 +11803,7 @@
           <w:sz w:val="17"/>
           <w:szCs w:val="17"/>
         </w:rPr>
-        <w:t xml:space="preserve">• İçerik ve öğrenme çıktıları, 2025 Arapça Dersi Öğretim Programı'nın (9-10. sınıflar) 9. sınıf 1. dönemiyle aynıdır. AÖİHL'de ders kitabı olarak "Arapça 9 (Arapça 1-2)" kitabı kullanılır; kazanım ve içerik çerçevesi değişmez.</w:t>
+        <w:t xml:space="preserve">• İçerik ve öğrenme çıktıları, Arapça Dersi Öğretim Programı'nın (9-10. sınıflar) 9. sınıf 1. dönemiyle aynıdır. AÖİHL'de ders kitabı olarak "Arapça 9 (Arapça 1-2)" kitabı kullanılır; kazanım ve içerik çerçevesi değişmez.</w:t>
       </w:r>
     </w:p>
     <w:p>
@@ -11875,7 +11875,7 @@
           <w:sz w:val="17"/>
           <w:szCs w:val="17"/>
         </w:rPr>
-        <w:t xml:space="preserve">• Öğrenme çıktısı sütunundaki cümleler, 2025 Arapça Dersi Öğretim Programı’nın (9-10. sınıflar) resmî metninden birebir alınmıştır; kısaltma veya yeniden yazma yapılmamıştır. 2. ve 4. temanın “Dönem içerisinde edindiği bilgi, deneyim duygu ve düşüncelerini bireysel ve etkileşimli olarak yansıtabilme” çıktıları (9.2.1.4, 9.2.2.4, 9.2.5.6, 9.2.6.6 ve 9.4.1.4, 9.4.2.4, 9.4.5.6, 9.4.6.6) dönem sonu değerlendirme haftalarına yerleştirilmiştir.</w:t>
+        <w:t xml:space="preserve">• Öğrenme çıktısı sütunundaki cümleler, Arapça Dersi Öğretim Programı’nın (9-10. sınıflar) resmî metninden birebir alınmıştır; kısaltma veya yeniden yazma yapılmamıştır. 2. ve 4. temanın “Dönem içerisinde edindiği bilgi, deneyim duygu ve düşüncelerini bireysel ve etkileşimli olarak yansıtabilme” çıktıları (9.2.1.4, 9.2.2.4, 9.2.5.6, 9.2.6.6 ve 9.4.1.4, 9.4.2.4, 9.4.5.6, 9.4.6.6) dönem sonu değerlendirme haftalarına yerleştirilmiştir.</w:t>
       </w:r>
     </w:p>
     <w:p>
